--- a/docs/Scenario_Format.docx
+++ b/docs/Scenario_Format.docx
@@ -264,7 +264,7 @@
                 <w:i w:val="false"/>
                 <w:iCs w:val="false"/>
               </w:rPr>
-              <w:t xml:space="preserve">Authors</w:t>
+              <w:t xml:space="preserve">Author</w:t>
             </w:r>
           </w:p>
         </w:tc>
@@ -289,7 +289,7 @@
                 <w:i w:val="false"/>
                 <w:iCs w:val="false"/>
               </w:rPr>
-              <w:t xml:space="preserve">Trevor Bakker (sponsor) with Claude</w:t>
+              <w:t xml:space="preserve">Trevor Bakker</w:t>
             </w:r>
           </w:p>
         </w:tc>
@@ -9518,7 +9518,43 @@
                 <w:i w:val="false"/>
                 <w:iCs w:val="false"/>
               </w:rPr>
-              <w:t xml:space="preserve">.</w:t>
+              <w:t xml:space="preserve">, served over the </w:t>
+            </w:r>
+            <w:r>
+              <w:rPr>
+                <w:b/>
+                <w:bCs/>
+                <w:i w:val="false"/>
+                <w:iCs w:val="false"/>
+              </w:rPr>
+              <w:t xml:space="preserve">introspection channel</w:t>
+            </w:r>
+            <w:r>
+              <w:rPr>
+                <w:b w:val="false"/>
+                <w:bCs w:val="false"/>
+                <w:i w:val="false"/>
+                <w:iCs w:val="false"/>
+              </w:rPr>
+              <w:t xml:space="preserve"> — never over the player's uplink. See the </w:t>
+            </w:r>
+            <w:r>
+              <w:rPr>
+                <w:b w:val="false"/>
+                <w:bCs w:val="false"/>
+                <w:i/>
+                <w:iCs/>
+              </w:rPr>
+              <w:t xml:space="preserve">Introspection API</w:t>
+            </w:r>
+            <w:r>
+              <w:rPr>
+                <w:b w:val="false"/>
+                <w:bCs w:val="false"/>
+                <w:i w:val="false"/>
+                <w:iCs w:val="false"/>
+              </w:rPr>
+              <w:t xml:space="preserve"> specification.</w:t>
             </w:r>
           </w:p>
         </w:tc>
@@ -9779,7 +9815,25 @@
           <w:i w:val="false"/>
           <w:iCs w:val="false"/>
         </w:rPr>
-        <w:t xml:space="preserve"> observe the probe as of that frame boundary. An implementation that reads live memory mid-pass can see a value change between two predicates of the same objective, which makes conjunctions unsound. Snapshot the ranges the pass needs, or halt the probe for the pass.</w:t>
+        <w:t xml:space="preserve"> observe the probe as of that frame boundary. An implementation that reads live memory mid-pass can see a value change between two predicates of the same objective, which makes conjunctions unsound. The </w:t>
+      </w:r>
+      <w:r>
+        <w:rPr>
+          <w:b w:val="false"/>
+          <w:bCs w:val="false"/>
+          <w:i/>
+          <w:iCs/>
+        </w:rPr>
+        <w:t xml:space="preserve">Introspection API</w:t>
+      </w:r>
+      <w:r>
+        <w:rPr>
+          <w:b w:val="false"/>
+          <w:bCs w:val="false"/>
+          <w:i w:val="false"/>
+          <w:iCs w:val="false"/>
+        </w:rPr>
+        <w:t xml:space="preserve"> specification settles how: halt the guest for the pass, read, resume. Halting costs nothing observable — the guest clock stops with it — so this is both the correct and the cheap option.</w:t>
       </w:r>
     </w:p>
     <w:p>
@@ -9904,7 +9958,7 @@
           <w:i w:val="false"/>
           <w:iCs w:val="false"/>
         </w:rPr>
-        <w:t xml:space="preserve">Missing data is false.</w:t>
+        <w:t xml:space="preserve">Missing telemetry is false.</w:t>
       </w:r>
       <w:r>
         <w:rPr>
@@ -9954,6 +10008,83 @@
           <w:iCs w:val="false"/>
         </w:rPr>
         <w:t xml:space="preserve">.</w:t>
+      </w:r>
+    </w:p>
+    <w:p>
+      <w:pPr>
+        <w:spacing w:after="130" w:line="270"/>
+      </w:pPr>
+      <w:r>
+        <w:rPr>
+          <w:b/>
+          <w:bCs/>
+          <w:i w:val="false"/>
+          <w:iCs w:val="false"/>
+        </w:rPr>
+        <w:t xml:space="preserve">A failed memory read is not false — it is an error.</w:t>
+      </w:r>
+      <w:r>
+        <w:rPr>
+          <w:b w:val="false"/>
+          <w:bCs w:val="false"/>
+          <w:i w:val="false"/>
+          <w:iCs w:val="false"/>
+        </w:rPr>
+        <w:t xml:space="preserve"> If introspection fails (connection lost, timeout, error reply, short read) the daemon </w:t>
+      </w:r>
+      <w:r>
+        <w:rPr>
+          <w:b/>
+          <w:bCs/>
+          <w:i w:val="false"/>
+          <w:iCs w:val="false"/>
+        </w:rPr>
+        <w:t xml:space="preserve">shall</w:t>
+      </w:r>
+      <w:r>
+        <w:rPr>
+          <w:b w:val="false"/>
+          <w:bCs w:val="false"/>
+          <w:i w:val="false"/>
+          <w:iCs w:val="false"/>
+        </w:rPr>
+        <w:t xml:space="preserve"> abort the pass, leave every objective state unchanged, and surface the failure. Treating it as false would mark correct patches incomplete because the </w:t>
+      </w:r>
+      <w:r>
+        <w:rPr>
+          <w:b w:val="false"/>
+          <w:bCs w:val="false"/>
+          <w:i/>
+          <w:iCs/>
+        </w:rPr>
+        <w:t xml:space="preserve">grader</w:t>
+      </w:r>
+      <w:r>
+        <w:rPr>
+          <w:b w:val="false"/>
+          <w:bCs w:val="false"/>
+          <w:i w:val="false"/>
+          <w:iCs w:val="false"/>
+        </w:rPr>
+        <w:t xml:space="preserve"> broke, and it would look exactly like the player being wrong. The </w:t>
+      </w:r>
+      <w:r>
+        <w:rPr>
+          <w:b w:val="false"/>
+          <w:bCs w:val="false"/>
+          <w:i/>
+          <w:iCs/>
+        </w:rPr>
+        <w:t xml:space="preserve">Introspection API</w:t>
+      </w:r>
+      <w:r>
+        <w:rPr>
+          <w:b w:val="false"/>
+          <w:bCs w:val="false"/>
+          <w:i w:val="false"/>
+          <w:iCs w:val="false"/>
+        </w:rPr>
+        <w:t xml:space="preserve"> specification, I15, is normative here.</w:t>
       </w:r>
     </w:p>
     <w:p>

--- a/docs/Scenario_Format.docx
+++ b/docs/Scenario_Format.docx
@@ -1680,6 +1680,81 @@
           <w:sz w:val="18"/>
           <w:szCs w:val="18"/>
         </w:rPr>
+        <w:t xml:space="preserve">  "console": {</w:t>
+      </w:r>
+    </w:p>
+    <w:p>
+      <w:pPr>
+        <w:shd w:fill="F2F2F2" w:val="clear"/>
+        <w:spacing w:after="0" w:line="240"/>
+        <w:ind w:left="240"/>
+      </w:pPr>
+      <w:r>
+        <w:rPr>
+          <w:rFonts w:ascii="Consolas" w:cs="Consolas" w:eastAsia="Consolas" w:hAnsi="Consolas"/>
+          <w:sz w:val="18"/>
+          <w:szCs w:val="18"/>
+        </w:rPr>
+        <w:t xml:space="preserve">    "decode": ["MAG", "IMU", "THM", "PWR", "RAD", "STR", "CAM", "HK", "COMMS"],</w:t>
+      </w:r>
+    </w:p>
+    <w:p>
+      <w:pPr>
+        <w:shd w:fill="F2F2F2" w:val="clear"/>
+        <w:spacing w:after="0" w:line="240"/>
+        <w:ind w:left="240"/>
+      </w:pPr>
+      <w:r>
+        <w:rPr>
+          <w:rFonts w:ascii="Consolas" w:cs="Consolas" w:eastAsia="Consolas" w:hAnsi="Consolas"/>
+          <w:sz w:val="18"/>
+          <w:szCs w:val="18"/>
+        </w:rPr>
+        <w:t xml:space="preserve">    "dsn_complex": "auto"</w:t>
+      </w:r>
+    </w:p>
+    <w:p>
+      <w:pPr>
+        <w:shd w:fill="F2F2F2" w:val="clear"/>
+        <w:spacing w:after="0" w:line="240"/>
+        <w:ind w:left="240"/>
+      </w:pPr>
+      <w:r>
+        <w:rPr>
+          <w:rFonts w:ascii="Consolas" w:cs="Consolas" w:eastAsia="Consolas" w:hAnsi="Consolas"/>
+          <w:sz w:val="18"/>
+          <w:szCs w:val="18"/>
+        </w:rPr>
+        <w:t xml:space="preserve">  },</w:t>
+      </w:r>
+    </w:p>
+    <w:p>
+      <w:pPr>
+        <w:shd w:fill="F2F2F2" w:val="clear"/>
+        <w:spacing w:after="0" w:line="240"/>
+        <w:ind w:left="240"/>
+      </w:pPr>
+      <w:r>
+        <w:rPr>
+          <w:rFonts w:ascii="Consolas" w:cs="Consolas" w:eastAsia="Consolas" w:hAnsi="Consolas"/>
+          <w:sz w:val="18"/>
+          <w:szCs w:val="18"/>
+        </w:rPr>
+        <w:t xml:space="preserve"> </w:t>
+      </w:r>
+    </w:p>
+    <w:p>
+      <w:pPr>
+        <w:shd w:fill="F2F2F2" w:val="clear"/>
+        <w:spacing w:after="0" w:line="240"/>
+        <w:ind w:left="240"/>
+      </w:pPr>
+      <w:r>
+        <w:rPr>
+          <w:rFonts w:ascii="Consolas" w:cs="Consolas" w:eastAsia="Consolas" w:hAnsi="Consolas"/>
+          <w:sz w:val="18"/>
+          <w:szCs w:val="18"/>
+        </w:rPr>
         <w:t xml:space="preserve">  "briefing": "briefing.md",</w:t>
       </w:r>
     </w:p>
@@ -1761,9 +1836,9 @@
         </w:tblBorders>
       </w:tblPr>
       <w:tblGrid>
-        <w:gridCol w:w="1467"/>
+        <w:gridCol w:w="1456"/>
         <w:gridCol w:w="1050"/>
-        <w:gridCol w:w="6843"/>
+        <w:gridCol w:w="6854"/>
       </w:tblGrid>
       <w:tr>
         <w:trPr>
@@ -1771,7 +1846,7 @@
         </w:trPr>
         <w:tc>
           <w:tcPr>
-            <w:tcW w:type="dxa" w:w="1467"/>
+            <w:tcW w:type="dxa" w:w="1456"/>
             <w:shd w:fill="D9E2F3" w:val="clear"/>
             <w:tcMar>
               <w:top w:type="dxa" w:w="55"/>
@@ -1823,7 +1898,7 @@
         </w:tc>
         <w:tc>
           <w:tcPr>
-            <w:tcW w:type="dxa" w:w="6843"/>
+            <w:tcW w:type="dxa" w:w="6854"/>
             <w:shd w:fill="D9E2F3" w:val="clear"/>
             <w:tcMar>
               <w:top w:type="dxa" w:w="55"/>
@@ -1851,7 +1926,7 @@
       <w:tr>
         <w:tc>
           <w:tcPr>
-            <w:tcW w:type="dxa" w:w="1467"/>
+            <w:tcW w:type="dxa" w:w="1456"/>
             <w:tcMar>
               <w:top w:type="dxa" w:w="55"/>
               <w:left w:type="dxa" w:w="90"/>
@@ -1905,7 +1980,7 @@
         </w:tc>
         <w:tc>
           <w:tcPr>
-            <w:tcW w:type="dxa" w:w="6843"/>
+            <w:tcW w:type="dxa" w:w="6854"/>
             <w:tcMar>
               <w:top w:type="dxa" w:w="55"/>
               <w:left w:type="dxa" w:w="90"/>
@@ -1994,7 +2069,7 @@
       <w:tr>
         <w:tc>
           <w:tcPr>
-            <w:tcW w:type="dxa" w:w="1467"/>
+            <w:tcW w:type="dxa" w:w="1456"/>
             <w:tcMar>
               <w:top w:type="dxa" w:w="55"/>
               <w:left w:type="dxa" w:w="90"/>
@@ -2048,7 +2123,7 @@
         </w:tc>
         <w:tc>
           <w:tcPr>
-            <w:tcW w:type="dxa" w:w="6843"/>
+            <w:tcW w:type="dxa" w:w="6854"/>
             <w:tcMar>
               <w:top w:type="dxa" w:w="55"/>
               <w:left w:type="dxa" w:w="90"/>
@@ -2075,7 +2150,7 @@
       <w:tr>
         <w:tc>
           <w:tcPr>
-            <w:tcW w:type="dxa" w:w="1467"/>
+            <w:tcW w:type="dxa" w:w="1456"/>
             <w:tcMar>
               <w:top w:type="dxa" w:w="55"/>
               <w:left w:type="dxa" w:w="90"/>
@@ -2151,7 +2226,7 @@
         </w:tc>
         <w:tc>
           <w:tcPr>
-            <w:tcW w:type="dxa" w:w="6843"/>
+            <w:tcW w:type="dxa" w:w="6854"/>
             <w:tcMar>
               <w:top w:type="dxa" w:w="55"/>
               <w:left w:type="dxa" w:w="90"/>
@@ -2178,7 +2253,7 @@
       <w:tr>
         <w:tc>
           <w:tcPr>
-            <w:tcW w:type="dxa" w:w="1467"/>
+            <w:tcW w:type="dxa" w:w="1456"/>
             <w:tcMar>
               <w:top w:type="dxa" w:w="55"/>
               <w:left w:type="dxa" w:w="90"/>
@@ -2232,7 +2307,7 @@
         </w:tc>
         <w:tc>
           <w:tcPr>
-            <w:tcW w:type="dxa" w:w="6843"/>
+            <w:tcW w:type="dxa" w:w="6854"/>
             <w:tcMar>
               <w:top w:type="dxa" w:w="55"/>
               <w:left w:type="dxa" w:w="90"/>
@@ -2259,7 +2334,7 @@
       <w:tr>
         <w:tc>
           <w:tcPr>
-            <w:tcW w:type="dxa" w:w="1467"/>
+            <w:tcW w:type="dxa" w:w="1456"/>
             <w:tcMar>
               <w:top w:type="dxa" w:w="55"/>
               <w:left w:type="dxa" w:w="90"/>
@@ -2313,7 +2388,7 @@
         </w:tc>
         <w:tc>
           <w:tcPr>
-            <w:tcW w:type="dxa" w:w="6843"/>
+            <w:tcW w:type="dxa" w:w="6854"/>
             <w:tcMar>
               <w:top w:type="dxa" w:w="55"/>
               <w:left w:type="dxa" w:w="90"/>
@@ -2340,7 +2415,7 @@
       <w:tr>
         <w:tc>
           <w:tcPr>
-            <w:tcW w:type="dxa" w:w="1467"/>
+            <w:tcW w:type="dxa" w:w="1456"/>
             <w:tcMar>
               <w:top w:type="dxa" w:w="55"/>
               <w:left w:type="dxa" w:w="90"/>
@@ -2394,7 +2469,7 @@
         </w:tc>
         <w:tc>
           <w:tcPr>
-            <w:tcW w:type="dxa" w:w="6843"/>
+            <w:tcW w:type="dxa" w:w="6854"/>
             <w:tcMar>
               <w:top w:type="dxa" w:w="55"/>
               <w:left w:type="dxa" w:w="90"/>
@@ -2457,7 +2532,7 @@
       <w:tr>
         <w:tc>
           <w:tcPr>
-            <w:tcW w:type="dxa" w:w="1467"/>
+            <w:tcW w:type="dxa" w:w="1456"/>
             <w:tcMar>
               <w:top w:type="dxa" w:w="55"/>
               <w:left w:type="dxa" w:w="90"/>
@@ -2533,7 +2608,7 @@
         </w:tc>
         <w:tc>
           <w:tcPr>
-            <w:tcW w:type="dxa" w:w="6843"/>
+            <w:tcW w:type="dxa" w:w="6854"/>
             <w:tcMar>
               <w:top w:type="dxa" w:w="55"/>
               <w:left w:type="dxa" w:w="90"/>
@@ -2560,7 +2635,7 @@
       <w:tr>
         <w:tc>
           <w:tcPr>
-            <w:tcW w:type="dxa" w:w="1467"/>
+            <w:tcW w:type="dxa" w:w="1456"/>
             <w:tcMar>
               <w:top w:type="dxa" w:w="55"/>
               <w:left w:type="dxa" w:w="90"/>
@@ -2627,7 +2702,7 @@
         </w:tc>
         <w:tc>
           <w:tcPr>
-            <w:tcW w:type="dxa" w:w="6843"/>
+            <w:tcW w:type="dxa" w:w="6854"/>
             <w:tcMar>
               <w:top w:type="dxa" w:w="55"/>
               <w:left w:type="dxa" w:w="90"/>
@@ -2654,7 +2729,7 @@
       <w:tr>
         <w:tc>
           <w:tcPr>
-            <w:tcW w:type="dxa" w:w="1467"/>
+            <w:tcW w:type="dxa" w:w="1456"/>
             <w:tcMar>
               <w:top w:type="dxa" w:w="55"/>
               <w:left w:type="dxa" w:w="90"/>
@@ -2730,7 +2805,7 @@
         </w:tc>
         <w:tc>
           <w:tcPr>
-            <w:tcW w:type="dxa" w:w="6843"/>
+            <w:tcW w:type="dxa" w:w="6854"/>
             <w:tcMar>
               <w:top w:type="dxa" w:w="55"/>
               <w:left w:type="dxa" w:w="90"/>
@@ -2750,6 +2825,300 @@
                 <w:iCs w:val="false"/>
               </w:rPr>
               <w:t xml:space="preserve">Command allowance (charter R4.2/R4.3: state-changing uplinks and reads are metered separately). Absent means unmetered.</w:t>
+            </w:r>
+          </w:p>
+        </w:tc>
+      </w:tr>
+      <w:tr>
+        <w:tc>
+          <w:tcPr>
+            <w:tcW w:type="dxa" w:w="1456"/>
+            <w:tcMar>
+              <w:top w:type="dxa" w:w="55"/>
+              <w:left w:type="dxa" w:w="90"/>
+              <w:bottom w:type="dxa" w:w="55"/>
+              <w:right w:type="dxa" w:w="90"/>
+            </w:tcMar>
+          </w:tcPr>
+          <w:p>
+            <w:pPr>
+              <w:spacing w:after="0" w:line="240"/>
+            </w:pPr>
+            <w:r>
+              <w:rPr>
+                <w:rFonts w:ascii="Consolas" w:cs="Consolas" w:eastAsia="Consolas" w:hAnsi="Consolas"/>
+                <w:b w:val="false"/>
+                <w:bCs w:val="false"/>
+                <w:i w:val="false"/>
+                <w:iCs w:val="false"/>
+                <w:sz w:val="19"/>
+                <w:szCs w:val="19"/>
+                <w:shd w:fill="F2F2F2" w:val="clear"/>
+              </w:rPr>
+              <w:t xml:space="preserve">console.decode</w:t>
+            </w:r>
+          </w:p>
+        </w:tc>
+        <w:tc>
+          <w:tcPr>
+            <w:tcW w:type="dxa" w:w="1050"/>
+            <w:tcMar>
+              <w:top w:type="dxa" w:w="55"/>
+              <w:left w:type="dxa" w:w="90"/>
+              <w:bottom w:type="dxa" w:w="55"/>
+              <w:right w:type="dxa" w:w="90"/>
+            </w:tcMar>
+          </w:tcPr>
+          <w:p>
+            <w:pPr>
+              <w:spacing w:after="0" w:line="240"/>
+            </w:pPr>
+            <w:r>
+              <w:rPr>
+                <w:b w:val="false"/>
+                <w:bCs w:val="false"/>
+                <w:i w:val="false"/>
+                <w:iCs w:val="false"/>
+              </w:rPr>
+              <w:t xml:space="preserve">no, default </w:t>
+            </w:r>
+            <w:r>
+              <w:rPr>
+                <w:rFonts w:ascii="Consolas" w:cs="Consolas" w:eastAsia="Consolas" w:hAnsi="Consolas"/>
+                <w:b w:val="false"/>
+                <w:bCs w:val="false"/>
+                <w:i w:val="false"/>
+                <w:iCs w:val="false"/>
+                <w:sz w:val="19"/>
+                <w:szCs w:val="19"/>
+                <w:shd w:fill="F2F2F2" w:val="clear"/>
+              </w:rPr>
+              <w:t xml:space="preserve">[]</w:t>
+            </w:r>
+          </w:p>
+        </w:tc>
+        <w:tc>
+          <w:tcPr>
+            <w:tcW w:type="dxa" w:w="6854"/>
+            <w:tcMar>
+              <w:top w:type="dxa" w:w="55"/>
+              <w:left w:type="dxa" w:w="90"/>
+              <w:bottom w:type="dxa" w:w="55"/>
+              <w:right w:type="dxa" w:w="90"/>
+            </w:tcMar>
+          </w:tcPr>
+          <w:p>
+            <w:pPr>
+              <w:spacing w:after="0" w:line="240"/>
+            </w:pPr>
+            <w:r>
+              <w:rPr>
+                <w:b w:val="false"/>
+                <w:bCs w:val="false"/>
+                <w:i w:val="false"/>
+                <w:iCs w:val="false"/>
+              </w:rPr>
+              <w:t xml:space="preserve">Channel names the console may present as decoded values in its spacecraft read-out. See below — this is a </w:t>
+            </w:r>
+            <w:r>
+              <w:rPr>
+                <w:b/>
+                <w:bCs/>
+                <w:i w:val="false"/>
+                <w:iCs w:val="false"/>
+              </w:rPr>
+              <w:t xml:space="preserve">gameplay</w:t>
+            </w:r>
+            <w:r>
+              <w:rPr>
+                <w:b w:val="false"/>
+                <w:bCs w:val="false"/>
+                <w:i w:val="false"/>
+                <w:iCs w:val="false"/>
+              </w:rPr>
+              <w:t xml:space="preserve"> setting, not a display preference.</w:t>
+            </w:r>
+          </w:p>
+        </w:tc>
+      </w:tr>
+      <w:tr>
+        <w:tc>
+          <w:tcPr>
+            <w:tcW w:type="dxa" w:w="1456"/>
+            <w:tcMar>
+              <w:top w:type="dxa" w:w="55"/>
+              <w:left w:type="dxa" w:w="90"/>
+              <w:bottom w:type="dxa" w:w="55"/>
+              <w:right w:type="dxa" w:w="90"/>
+            </w:tcMar>
+          </w:tcPr>
+          <w:p>
+            <w:pPr>
+              <w:spacing w:after="0" w:line="240"/>
+            </w:pPr>
+            <w:r>
+              <w:rPr>
+                <w:rFonts w:ascii="Consolas" w:cs="Consolas" w:eastAsia="Consolas" w:hAnsi="Consolas"/>
+                <w:b w:val="false"/>
+                <w:bCs w:val="false"/>
+                <w:i w:val="false"/>
+                <w:iCs w:val="false"/>
+                <w:sz w:val="19"/>
+                <w:szCs w:val="19"/>
+                <w:shd w:fill="F2F2F2" w:val="clear"/>
+              </w:rPr>
+              <w:t xml:space="preserve">console.dsn_complex</w:t>
+            </w:r>
+          </w:p>
+        </w:tc>
+        <w:tc>
+          <w:tcPr>
+            <w:tcW w:type="dxa" w:w="1050"/>
+            <w:tcMar>
+              <w:top w:type="dxa" w:w="55"/>
+              <w:left w:type="dxa" w:w="90"/>
+              <w:bottom w:type="dxa" w:w="55"/>
+              <w:right w:type="dxa" w:w="90"/>
+            </w:tcMar>
+          </w:tcPr>
+          <w:p>
+            <w:pPr>
+              <w:spacing w:after="0" w:line="240"/>
+            </w:pPr>
+            <w:r>
+              <w:rPr>
+                <w:b w:val="false"/>
+                <w:bCs w:val="false"/>
+                <w:i w:val="false"/>
+                <w:iCs w:val="false"/>
+              </w:rPr>
+              <w:t xml:space="preserve">no, default </w:t>
+            </w:r>
+            <w:r>
+              <w:rPr>
+                <w:rFonts w:ascii="Consolas" w:cs="Consolas" w:eastAsia="Consolas" w:hAnsi="Consolas"/>
+                <w:b w:val="false"/>
+                <w:bCs w:val="false"/>
+                <w:i w:val="false"/>
+                <w:iCs w:val="false"/>
+                <w:sz w:val="19"/>
+                <w:szCs w:val="19"/>
+                <w:shd w:fill="F2F2F2" w:val="clear"/>
+              </w:rPr>
+              <w:t xml:space="preserve">"auto"</w:t>
+            </w:r>
+          </w:p>
+        </w:tc>
+        <w:tc>
+          <w:tcPr>
+            <w:tcW w:type="dxa" w:w="6854"/>
+            <w:tcMar>
+              <w:top w:type="dxa" w:w="55"/>
+              <w:left w:type="dxa" w:w="90"/>
+              <w:bottom w:type="dxa" w:w="55"/>
+              <w:right w:type="dxa" w:w="90"/>
+            </w:tcMar>
+          </w:tcPr>
+          <w:p>
+            <w:pPr>
+              <w:spacing w:after="0" w:line="240"/>
+            </w:pPr>
+            <w:r>
+              <w:rPr>
+                <w:b w:val="false"/>
+                <w:bCs w:val="false"/>
+                <w:i w:val="false"/>
+                <w:iCs w:val="false"/>
+              </w:rPr>
+              <w:t xml:space="preserve">Which Deep Space Network complex holds the link: </w:t>
+            </w:r>
+            <w:r>
+              <w:rPr>
+                <w:rFonts w:ascii="Consolas" w:cs="Consolas" w:eastAsia="Consolas" w:hAnsi="Consolas"/>
+                <w:b w:val="false"/>
+                <w:bCs w:val="false"/>
+                <w:i w:val="false"/>
+                <w:iCs w:val="false"/>
+                <w:sz w:val="19"/>
+                <w:szCs w:val="19"/>
+                <w:shd w:fill="F2F2F2" w:val="clear"/>
+              </w:rPr>
+              <w:t xml:space="preserve">"auto"</w:t>
+            </w:r>
+            <w:r>
+              <w:rPr>
+                <w:b w:val="false"/>
+                <w:bCs w:val="false"/>
+                <w:i w:val="false"/>
+                <w:iCs w:val="false"/>
+              </w:rPr>
+              <w:t xml:space="preserve"> rotates with probe uptime, or name one of </w:t>
+            </w:r>
+            <w:r>
+              <w:rPr>
+                <w:rFonts w:ascii="Consolas" w:cs="Consolas" w:eastAsia="Consolas" w:hAnsi="Consolas"/>
+                <w:b w:val="false"/>
+                <w:bCs w:val="false"/>
+                <w:i w:val="false"/>
+                <w:iCs w:val="false"/>
+                <w:sz w:val="19"/>
+                <w:szCs w:val="19"/>
+                <w:shd w:fill="F2F2F2" w:val="clear"/>
+              </w:rPr>
+              <w:t xml:space="preserve">"goldstone"</w:t>
+            </w:r>
+            <w:r>
+              <w:rPr>
+                <w:b w:val="false"/>
+                <w:bCs w:val="false"/>
+                <w:i w:val="false"/>
+                <w:iCs w:val="false"/>
+              </w:rPr>
+              <w:t xml:space="preserve">, </w:t>
+            </w:r>
+            <w:r>
+              <w:rPr>
+                <w:rFonts w:ascii="Consolas" w:cs="Consolas" w:eastAsia="Consolas" w:hAnsi="Consolas"/>
+                <w:b w:val="false"/>
+                <w:bCs w:val="false"/>
+                <w:i w:val="false"/>
+                <w:iCs w:val="false"/>
+                <w:sz w:val="19"/>
+                <w:szCs w:val="19"/>
+                <w:shd w:fill="F2F2F2" w:val="clear"/>
+              </w:rPr>
+              <w:t xml:space="preserve">"madrid"</w:t>
+            </w:r>
+            <w:r>
+              <w:rPr>
+                <w:b w:val="false"/>
+                <w:bCs w:val="false"/>
+                <w:i w:val="false"/>
+                <w:iCs w:val="false"/>
+              </w:rPr>
+              <w:t xml:space="preserve">, </w:t>
+            </w:r>
+            <w:r>
+              <w:rPr>
+                <w:rFonts w:ascii="Consolas" w:cs="Consolas" w:eastAsia="Consolas" w:hAnsi="Consolas"/>
+                <w:b w:val="false"/>
+                <w:bCs w:val="false"/>
+                <w:i w:val="false"/>
+                <w:iCs w:val="false"/>
+                <w:sz w:val="19"/>
+                <w:szCs w:val="19"/>
+                <w:shd w:fill="F2F2F2" w:val="clear"/>
+              </w:rPr>
+              <w:t xml:space="preserve">"canberra"</w:t>
+            </w:r>
+            <w:r>
+              <w:rPr>
+                <w:b w:val="false"/>
+                <w:bCs w:val="false"/>
+                <w:i w:val="false"/>
+                <w:iCs w:val="false"/>
+              </w:rPr>
+              <w:t xml:space="preserve"> to pin it.</w:t>
             </w:r>
           </w:p>
         </w:tc>
@@ -2759,6 +3128,97 @@
       <w:pPr>
         <w:spacing w:after="120"/>
       </w:pPr>
+    </w:p>
+    <w:p>
+      <w:pPr>
+        <w:spacing w:after="130" w:line="270"/>
+      </w:pPr>
+      <w:r>
+        <w:rPr>
+          <w:b/>
+          <w:bCs/>
+          <w:i w:val="false"/>
+          <w:iCs w:val="false"/>
+        </w:rPr>
+        <w:t xml:space="preserve">`console.decode` decides how much of the game the console gives away.</w:t>
+      </w:r>
+      <w:r>
+        <w:rPr>
+          <w:b w:val="false"/>
+          <w:bCs w:val="false"/>
+          <w:i w:val="false"/>
+          <w:iCs w:val="false"/>
+        </w:rPr>
+        <w:t xml:space="preserve"> Decoding the downlink is a core activity — charter R10.1 requires that every channel documented in the recovered manual be decodable from the manual and captured frames alone, and R10.2 requires at least one channel that the manual does not document. A console that decodes everything hands the player the answer to both.</w:t>
+      </w:r>
+    </w:p>
+    <w:p>
+      <w:pPr>
+        <w:spacing w:after="130" w:line="270"/>
+      </w:pPr>
+      <w:r>
+        <w:rPr>
+          <w:b w:val="false"/>
+          <w:bCs w:val="false"/>
+          <w:i w:val="false"/>
+          <w:iCs w:val="false"/>
+        </w:rPr>
+        <w:t xml:space="preserve">The rule is therefore: </w:t>
+      </w:r>
+      <w:r>
+        <w:rPr>
+          <w:b/>
+          <w:bCs/>
+          <w:i w:val="false"/>
+          <w:iCs w:val="false"/>
+        </w:rPr>
+        <w:t xml:space="preserve">the console may decode exactly what the mission's documentation already explains, and nothing else.</w:t>
+      </w:r>
+      <w:r>
+        <w:rPr>
+          <w:b w:val="false"/>
+          <w:bCs w:val="false"/>
+          <w:i w:val="false"/>
+          <w:iCs w:val="false"/>
+        </w:rPr>
+        <w:t xml:space="preserve"> A real ground station has decoders for its documented formats; it does not have a decoder for a channel nobody has written down. So a package lists the channels its manual covers, and every other channel — the undocumented </w:t>
+      </w:r>
+      <w:r>
+        <w:rPr>
+          <w:rFonts w:ascii="Consolas" w:cs="Consolas" w:eastAsia="Consolas" w:hAnsi="Consolas"/>
+          <w:b w:val="false"/>
+          <w:bCs w:val="false"/>
+          <w:i w:val="false"/>
+          <w:iCs w:val="false"/>
+          <w:sz w:val="19"/>
+          <w:szCs w:val="19"/>
+          <w:shd w:fill="F2F2F2" w:val="clear"/>
+        </w:rPr>
+        <w:t xml:space="preserve">AUX</w:t>
+      </w:r>
+      <w:r>
+        <w:rPr>
+          <w:b w:val="false"/>
+          <w:bCs w:val="false"/>
+          <w:i w:val="false"/>
+          <w:iCs w:val="false"/>
+        </w:rPr>
+        <w:t xml:space="preserve">, anything a scenario deliberately hides — appears only as raw hexadecimal in the frame feed, for the player to work out.</w:t>
+      </w:r>
+    </w:p>
+    <w:p>
+      <w:pPr>
+        <w:spacing w:after="130" w:line="270"/>
+      </w:pPr>
+      <w:r>
+        <w:rPr>
+          <w:b w:val="false"/>
+          <w:bCs w:val="false"/>
+          <w:i w:val="false"/>
+          <w:iCs w:val="false"/>
+        </w:rPr>
+        <w:t xml:space="preserve">The default is the empty list, meaning raw only. A tutorial package opts in generously; a package built around discovering the telemetry format opts in to little or nothing.</w:t>
+      </w:r>
     </w:p>
     <w:p>
       <w:pPr>
